--- a/testakten/insolvenzforderungsanmeldungspruefung-phoenix-solar/09_anmeldung_gesellschafterdarlehen_nachrang.docx
+++ b/testakten/insolvenzforderungsanmeldungspruefung-phoenix-solar/09_anmeldung_gesellschafterdarlehen_nachrang.docx
@@ -5,58 +5,88 @@
     <w:p>
       <w:pPr>
         <w:pStyle w:val="Heading1"/>
+        <w:spacing w:after="160" w:line="259" w:lineRule="auto"/>
       </w:pPr>
       <w:r>
         <w:rPr>
           <w:rFonts w:ascii="Times New Roman" w:hAnsi="Times New Roman"/>
+          <w:b/>
+          <w:sz w:val="28"/>
         </w:rPr>
         <w:t>Forderungsanmeldung – Gründerkreis Phoenix GbR (Gesellschafterdarlehen, Nachrang)</w:t>
       </w:r>
     </w:p>
     <w:p>
       <w:pPr>
+        <w:spacing w:before="120" w:after="60" w:line="259" w:lineRule="auto"/>
         <w:jc w:val="left"/>
       </w:pPr>
       <w:r>
         <w:rPr>
-          <w:b/>
+          <w:rFonts w:ascii="Times New Roman" w:hAnsi="Times New Roman"/>
+          <w:b w:val="0"/>
+          <w:i w:val="0"/>
+          <w:sz w:val="22"/>
         </w:rPr>
         <w:t>Aktenzeichen:</w:t>
       </w:r>
       <w:r>
+        <w:rPr>
+          <w:rFonts w:ascii="Times New Roman" w:hAnsi="Times New Roman"/>
+          <w:b w:val="0"/>
+          <w:i w:val="0"/>
+          <w:sz w:val="22"/>
+        </w:rPr>
         <w:t xml:space="preserve"> 35 IN 417/26</w:t>
       </w:r>
     </w:p>
     <w:p>
       <w:pPr>
+        <w:spacing w:before="120" w:after="60" w:line="259" w:lineRule="auto"/>
         <w:jc w:val="left"/>
       </w:pPr>
       <w:r>
         <w:rPr>
+          <w:rFonts w:ascii="Times New Roman" w:hAnsi="Times New Roman"/>
           <w:b/>
+          <w:sz w:val="22"/>
         </w:rPr>
         <w:t>Gläubiger-ID (intern):</w:t>
       </w:r>
       <w:r>
+        <w:rPr>
+          <w:rFonts w:ascii="Times New Roman" w:hAnsi="Times New Roman"/>
+          <w:b/>
+          <w:sz w:val="22"/>
+        </w:rPr>
         <w:t xml:space="preserve"> G006</w:t>
       </w:r>
     </w:p>
     <w:p>
       <w:pPr>
+        <w:spacing w:before="120" w:after="60" w:line="259" w:lineRule="auto"/>
         <w:jc w:val="left"/>
       </w:pPr>
       <w:r>
         <w:rPr>
+          <w:rFonts w:ascii="Times New Roman" w:hAnsi="Times New Roman"/>
           <w:b/>
+          <w:sz w:val="22"/>
         </w:rPr>
         <w:t>Eingang:</w:t>
       </w:r>
       <w:r>
+        <w:rPr>
+          <w:rFonts w:ascii="Times New Roman" w:hAnsi="Times New Roman"/>
+          <w:b/>
+          <w:sz w:val="22"/>
+        </w:rPr>
         <w:t xml:space="preserve"> 13. Mai 2026 (E-Mail)</w:t>
       </w:r>
     </w:p>
     <w:p>
       <w:pPr>
+        <w:spacing w:line="259" w:lineRule="auto" w:after="60"/>
         <w:jc w:val="left"/>
       </w:pPr>
       <w:r>
@@ -69,14 +99,21 @@
         <w:t xml:space="preserve"> Nachrangige Insolvenzforderung gemäß § 39 Abs. 1 Nr. 5 InsO (Gesellschafterdarlehen); Nachrang wird vom Gläubiger bestritten</w:t>
       </w:r>
     </w:p>
-    <w:p/>
+    <w:p>
+      <w:pPr>
+        <w:spacing w:line="259" w:lineRule="auto" w:after="60"/>
+      </w:pPr>
+    </w:p>
     <w:p>
       <w:pPr>
         <w:pStyle w:val="Heading2"/>
+        <w:spacing w:before="120" w:after="60" w:line="259" w:lineRule="auto"/>
       </w:pPr>
       <w:r>
         <w:rPr>
           <w:rFonts w:ascii="Times New Roman" w:hAnsi="Times New Roman"/>
+          <w:b/>
+          <w:sz w:val="22"/>
         </w:rPr>
         <w:t>Rubrum</w:t>
       </w:r>
@@ -310,10 +347,15 @@
         </w:tc>
       </w:tr>
     </w:tbl>
-    <w:p/>
+    <w:p>
+      <w:pPr>
+        <w:spacing w:line="259" w:lineRule="auto" w:after="60"/>
+      </w:pPr>
+    </w:p>
     <w:p>
       <w:pPr>
         <w:pStyle w:val="Heading2"/>
+        <w:spacing w:line="259" w:lineRule="auto" w:after="60"/>
       </w:pPr>
       <w:r>
         <w:rPr>
@@ -459,6 +501,7 @@
     </w:tbl>
     <w:p>
       <w:pPr>
+        <w:spacing w:line="259" w:lineRule="auto" w:after="60"/>
         <w:jc w:val="left"/>
       </w:pPr>
       <w:r>
@@ -468,10 +511,15 @@
         <w:t>Die Gläubigerin hat in der Anmeldung lediglich 85.000,00 EUR als Hauptforderung und "bankähnliche Zinsen" erwähnt, ohne den Zinsbetrag konkret beziffert zu haben. Der Insolvenzverwalter hat auf Basis des vorgelegten Darlehensvertrags die Zinsen nachgerechnet.</w:t>
       </w:r>
     </w:p>
-    <w:p/>
+    <w:p>
+      <w:pPr>
+        <w:spacing w:line="259" w:lineRule="auto" w:after="60"/>
+      </w:pPr>
+    </w:p>
     <w:p>
       <w:pPr>
         <w:pStyle w:val="Heading2"/>
+        <w:spacing w:line="259" w:lineRule="auto" w:after="60"/>
       </w:pPr>
       <w:r>
         <w:rPr>
@@ -483,6 +531,7 @@
     <w:p>
       <w:pPr>
         <w:pStyle w:val="Heading3"/>
+        <w:spacing w:line="259" w:lineRule="auto" w:after="60"/>
       </w:pPr>
       <w:r>
         <w:rPr>
@@ -493,6 +542,7 @@
     </w:p>
     <w:p>
       <w:pPr>
+        <w:spacing w:line="259" w:lineRule="auto" w:after="60"/>
         <w:jc w:val="left"/>
       </w:pPr>
       <w:r>
@@ -510,6 +560,7 @@
     </w:p>
     <w:p>
       <w:pPr>
+        <w:spacing w:line="259" w:lineRule="auto" w:after="60"/>
         <w:jc w:val="left"/>
       </w:pPr>
       <w:r>
@@ -519,6 +570,7 @@
     <w:p>
       <w:pPr>
         <w:pStyle w:val="ListBullet"/>
+        <w:spacing w:line="259" w:lineRule="auto" w:after="60"/>
       </w:pPr>
       <w:r>
         <w:rPr>
@@ -533,6 +585,7 @@
     <w:p>
       <w:pPr>
         <w:pStyle w:val="ListBullet"/>
+        <w:spacing w:line="259" w:lineRule="auto" w:after="60"/>
       </w:pPr>
       <w:r>
         <w:rPr>
@@ -547,6 +600,7 @@
     <w:p>
       <w:pPr>
         <w:pStyle w:val="ListBullet"/>
+        <w:spacing w:line="259" w:lineRule="auto" w:after="60"/>
       </w:pPr>
       <w:r>
         <w:rPr>
@@ -561,6 +615,7 @@
     <w:p>
       <w:pPr>
         <w:pStyle w:val="ListBullet"/>
+        <w:spacing w:line="259" w:lineRule="auto" w:after="60"/>
       </w:pPr>
       <w:r>
         <w:rPr>
@@ -575,6 +630,7 @@
     <w:p>
       <w:pPr>
         <w:pStyle w:val="ListBullet"/>
+        <w:spacing w:line="259" w:lineRule="auto" w:after="60"/>
       </w:pPr>
       <w:r>
         <w:rPr>
@@ -589,6 +645,7 @@
     <w:p>
       <w:pPr>
         <w:pStyle w:val="ListBullet"/>
+        <w:spacing w:line="259" w:lineRule="auto" w:after="60"/>
       </w:pPr>
       <w:r>
         <w:rPr>
@@ -603,6 +660,7 @@
     <w:p>
       <w:pPr>
         <w:pStyle w:val="ListBullet"/>
+        <w:spacing w:line="259" w:lineRule="auto" w:after="60"/>
       </w:pPr>
       <w:r>
         <w:rPr>
@@ -617,6 +675,7 @@
     <w:p>
       <w:pPr>
         <w:pStyle w:val="Heading3"/>
+        <w:spacing w:line="259" w:lineRule="auto" w:after="60"/>
       </w:pPr>
       <w:r>
         <w:rPr>
@@ -627,6 +686,7 @@
     </w:p>
     <w:p>
       <w:pPr>
+        <w:spacing w:line="259" w:lineRule="auto" w:after="60"/>
         <w:jc w:val="left"/>
       </w:pPr>
       <w:r>
@@ -635,6 +695,7 @@
     </w:p>
     <w:p>
       <w:pPr>
+        <w:spacing w:line="259" w:lineRule="auto" w:after="60"/>
         <w:jc w:val="left"/>
       </w:pPr>
       <w:r>
@@ -656,10 +717,15 @@
         <w:t xml:space="preserve"> – entweder bei Darlehensgewährung oder bei Eröffnung. Grunewald hatte das Darlehen am 12. August 2024 als Gesellschafter (34 %) der Schuldnerin gewährt. Er hat seinen Anteil 17 Monate später veräußert. Ob das Kleinbeteiligtenprivileg (§ 39 Abs. 5 InsO) greift, ist zu prüfen (s.u.).</w:t>
       </w:r>
     </w:p>
-    <w:p/>
+    <w:p>
+      <w:pPr>
+        <w:spacing w:line="259" w:lineRule="auto" w:after="60"/>
+      </w:pPr>
+    </w:p>
     <w:p>
       <w:pPr>
         <w:pStyle w:val="Heading2"/>
+        <w:spacing w:line="259" w:lineRule="auto" w:after="60"/>
       </w:pPr>
       <w:r>
         <w:rPr>
@@ -671,6 +737,7 @@
     <w:p>
       <w:pPr>
         <w:pStyle w:val="Heading3"/>
+        <w:spacing w:line="259" w:lineRule="auto" w:after="60"/>
       </w:pPr>
       <w:r>
         <w:rPr>
@@ -681,6 +748,7 @@
     </w:p>
     <w:p>
       <w:pPr>
+        <w:spacing w:line="259" w:lineRule="auto" w:after="60"/>
         <w:jc w:val="left"/>
       </w:pPr>
       <w:r>
@@ -689,6 +757,7 @@
     </w:p>
     <w:p>
       <w:pPr>
+        <w:spacing w:line="259" w:lineRule="auto" w:after="60"/>
         <w:jc w:val="left"/>
       </w:pPr>
       <w:r>
@@ -707,6 +776,7 @@
     <w:p>
       <w:pPr>
         <w:pStyle w:val="Heading3"/>
+        <w:spacing w:line="259" w:lineRule="auto" w:after="60"/>
       </w:pPr>
       <w:r>
         <w:rPr>
@@ -717,6 +787,7 @@
     </w:p>
     <w:p>
       <w:pPr>
+        <w:spacing w:line="259" w:lineRule="auto" w:after="60"/>
         <w:jc w:val="left"/>
       </w:pPr>
       <w:r>
@@ -734,6 +805,7 @@
     </w:p>
     <w:p>
       <w:pPr>
+        <w:spacing w:line="259" w:lineRule="auto" w:after="60"/>
         <w:jc w:val="left"/>
       </w:pPr>
       <w:r>
@@ -752,6 +824,7 @@
     <w:p>
       <w:pPr>
         <w:pStyle w:val="Heading3"/>
+        <w:spacing w:line="259" w:lineRule="auto" w:after="60"/>
       </w:pPr>
       <w:r>
         <w:rPr>
@@ -762,6 +835,7 @@
     </w:p>
     <w:p>
       <w:pPr>
+        <w:spacing w:line="259" w:lineRule="auto" w:after="60"/>
         <w:jc w:val="left"/>
       </w:pPr>
       <w:r>
@@ -780,6 +854,7 @@
     <w:p>
       <w:pPr>
         <w:pStyle w:val="ListBullet"/>
+        <w:spacing w:line="259" w:lineRule="auto" w:after="60"/>
       </w:pPr>
       <w:r>
         <w:t>Der Nachrangttatbestand des § 39 Abs. 1 Nr. 5 InsO knüpft allein an die Gesellschafterstellung an, nicht an die wirtschaftliche Ausgestaltung des Darlehens.</w:t>
@@ -788,6 +863,7 @@
     <w:p>
       <w:pPr>
         <w:pStyle w:val="ListBullet"/>
+        <w:spacing w:line="259" w:lineRule="auto" w:after="60"/>
       </w:pPr>
       <w:r>
         <w:t>Die Höhe des Zinssatzes ist für den Tatbestand unerheblich; entscheidend ist die Gesellschaftereigenschaft bei Darlehensgewährung.</w:t>
@@ -796,6 +872,7 @@
     <w:p>
       <w:pPr>
         <w:pStyle w:val="ListBullet"/>
+        <w:spacing w:line="259" w:lineRule="auto" w:after="60"/>
       </w:pPr>
       <w:r>
         <w:t>Ein bankähnlicher Zinssatz kann allenfalls Indiz für ein fremdübliches Geschäft sein, schließt aber den Nachrang nicht aus.</w:t>
@@ -803,6 +880,7 @@
     </w:p>
     <w:p>
       <w:pPr>
+        <w:spacing w:line="259" w:lineRule="auto" w:after="60"/>
         <w:jc w:val="left"/>
       </w:pPr>
       <w:r>
@@ -827,6 +905,7 @@
     <w:p>
       <w:pPr>
         <w:pStyle w:val="Heading3"/>
+        <w:spacing w:line="259" w:lineRule="auto" w:after="60"/>
       </w:pPr>
       <w:r>
         <w:rPr>
@@ -837,16 +916,22 @@
     </w:p>
     <w:p>
       <w:pPr>
+        <w:spacing w:line="259" w:lineRule="auto" w:after="60"/>
         <w:jc w:val="left"/>
       </w:pPr>
       <w:r>
         <w:t>Die Abtretung der Gesellschaftsanteile an Marcus Wendler zum 1. Januar 2026 ändert an der Nachrangqualifikation nichts. Der BGH hat entschieden (BGH, Urt. v. 13.10.2022 – IX ZR 28/21), dass der Nachrang einer Darlehensrückzahlungsforderung bestehen bleibt, wenn das Darlehen zur Zeit der Gesellschafterstellung gewährt wurde, auch wenn die Gesellschafterstellung danach aufgegeben wird. Der Stichtag ist die Darlehensgewährung.</w:t>
       </w:r>
     </w:p>
-    <w:p/>
+    <w:p>
+      <w:pPr>
+        <w:spacing w:line="259" w:lineRule="auto" w:after="60"/>
+      </w:pPr>
+    </w:p>
     <w:p>
       <w:pPr>
         <w:pStyle w:val="Heading2"/>
+        <w:spacing w:line="259" w:lineRule="auto" w:after="60"/>
       </w:pPr>
       <w:r>
         <w:rPr>
@@ -1108,6 +1193,7 @@
     </w:tbl>
     <w:p>
       <w:pPr>
+        <w:spacing w:line="259" w:lineRule="auto" w:after="60"/>
         <w:jc w:val="left"/>
       </w:pPr>
       <w:r>
@@ -1134,16 +1220,22 @@
     </w:p>
     <w:p>
       <w:pPr>
+        <w:spacing w:line="259" w:lineRule="auto" w:after="60"/>
         <w:jc w:val="left"/>
       </w:pPr>
       <w:r>
         <w:t>Der Gläubigervertreter RA Limmer kündigt an, den Nachrang im Streitfall gerichtlich überprüfen zu lassen.</w:t>
       </w:r>
     </w:p>
-    <w:p/>
+    <w:p>
+      <w:pPr>
+        <w:spacing w:line="259" w:lineRule="auto" w:after="60"/>
+      </w:pPr>
+    </w:p>
     <w:p>
       <w:pPr>
         <w:pStyle w:val="Heading2"/>
+        <w:spacing w:line="259" w:lineRule="auto" w:after="60"/>
       </w:pPr>
       <w:r>
         <w:rPr>
@@ -1154,16 +1246,22 @@
     </w:p>
     <w:p>
       <w:pPr>
+        <w:spacing w:line="259" w:lineRule="auto" w:after="60"/>
         <w:jc w:val="left"/>
       </w:pPr>
       <w:r>
         <w:t>Bei realistischer Einschätzung der Insolvenzmasse (geschätztes Aktivvermögen: ca. 210.000,00 EUR, Verfahrenskosten ca. 45.000,00 EUR, vorrangige Forderungen gemäß § 38 InsO: ca. 200.000,00 EUR) wird nach vorläufiger Prüfung kein Verteilungsbetrag auf Nachrangforderungen entfallen. Die Gründerkreis Phoenix GbR wird voraussichtlich einen vollständigen Forderungsausfall erleiden.</w:t>
       </w:r>
     </w:p>
-    <w:p/>
+    <w:p>
+      <w:pPr>
+        <w:spacing w:line="259" w:lineRule="auto" w:after="60"/>
+      </w:pPr>
+    </w:p>
     <w:p>
       <w:pPr>
         <w:pStyle w:val="Heading2"/>
+        <w:spacing w:line="259" w:lineRule="auto" w:after="60"/>
       </w:pPr>
       <w:r>
         <w:rPr>
@@ -1175,6 +1273,7 @@
     <w:p>
       <w:pPr>
         <w:pStyle w:val="ListBullet"/>
+        <w:spacing w:line="259" w:lineRule="auto" w:after="60"/>
       </w:pPr>
       <w:r>
         <w:rPr>
@@ -1189,6 +1288,7 @@
     <w:p>
       <w:pPr>
         <w:pStyle w:val="ListBullet"/>
+        <w:spacing w:line="259" w:lineRule="auto" w:after="60"/>
       </w:pPr>
       <w:r>
         <w:rPr>
@@ -1203,6 +1303,7 @@
     <w:p>
       <w:pPr>
         <w:pStyle w:val="ListBullet"/>
+        <w:spacing w:line="259" w:lineRule="auto" w:after="60"/>
       </w:pPr>
       <w:r>
         <w:rPr>
@@ -1217,6 +1318,7 @@
     <w:p>
       <w:pPr>
         <w:pStyle w:val="ListBullet"/>
+        <w:spacing w:line="259" w:lineRule="auto" w:after="60"/>
       </w:pPr>
       <w:r>
         <w:rPr>
@@ -1231,6 +1333,7 @@
     <w:p>
       <w:pPr>
         <w:pStyle w:val="ListBullet"/>
+        <w:spacing w:line="259" w:lineRule="auto" w:after="60"/>
       </w:pPr>
       <w:r>
         <w:rPr>
@@ -1243,13 +1346,58 @@
       </w:r>
     </w:p>
     <w:sectPr>
+      <w:headerReference w:type="default" r:id="rId9"/>
+      <w:footerReference w:type="default" r:id="rId10"/>
       <w:pgSz w:w="11906" w:h="16838"/>
-      <w:pgMar w:top="1417" w:right="1417" w:bottom="1417" w:left="1417" w:header="720" w:footer="720" w:gutter="0"/>
+      <w:pgMar w:top="1191" w:right="1247" w:bottom="1134" w:left="1361" w:header="720" w:footer="720" w:gutter="0"/>
       <w:cols w:space="720"/>
       <w:docGrid w:linePitch="360"/>
     </w:sectPr>
   </w:body>
 </w:document>
+</file>
+
+<file path=word/footer1.xml><?xml version="1.0" encoding="utf-8"?>
+<w:ftr xmlns:m="http://schemas.openxmlformats.org/officeDocument/2006/math" xmlns:mc="http://schemas.openxmlformats.org/markup-compatibility/2006" xmlns:mo="http://schemas.microsoft.com/office/mac/office/2008/main" xmlns:mv="urn:schemas-microsoft-com:mac:vml" xmlns:o="urn:schemas-microsoft-com:office:office" xmlns:r="http://schemas.openxmlformats.org/officeDocument/2006/relationships" xmlns:v="urn:schemas-microsoft-com:vml" xmlns:w10="urn:schemas-microsoft-com:office:word" xmlns:w14="http://schemas.microsoft.com/office/word/2010/wordml" xmlns:w="http://schemas.openxmlformats.org/wordprocessingml/2006/main" xmlns:wne="http://schemas.microsoft.com/office/word/2006/wordml" xmlns:wp14="http://schemas.microsoft.com/office/word/2010/wordprocessingDrawing" xmlns:wp="http://schemas.openxmlformats.org/drawingml/2006/wordprocessingDrawing" xmlns:wpc="http://schemas.microsoft.com/office/word/2010/wordprocessingCanvas" xmlns:wpg="http://schemas.microsoft.com/office/word/2010/wordprocessingGroup" xmlns:wpi="http://schemas.microsoft.com/office/word/2010/wordprocessingInk" xmlns:wps="http://schemas.microsoft.com/office/word/2010/wordprocessingShape" mc:Ignorable="w14 wp14">
+  <w:p>
+    <w:pPr>
+      <w:pStyle w:val="Footer"/>
+      <w:jc w:val="left"/>
+    </w:pPr>
+    <w:r/>
+    <w:r>
+      <w:rPr>
+        <w:rFonts w:ascii="Times New Roman" w:hAnsi="Times New Roman"/>
+        <w:b w:val="0"/>
+        <w:color w:val="777777"/>
+        <w:sz w:val="17"/>
+      </w:rPr>
+      <w:t>Vertraulich | Bearbeitungsstand Juli 2026 | nur zur Aktenbearbeitung</w:t>
+    </w:r>
+  </w:p>
+</w:ftr>
+</file>
+
+<file path=word/header1.xml><?xml version="1.0" encoding="utf-8"?>
+<w:hdr xmlns:m="http://schemas.openxmlformats.org/officeDocument/2006/math" xmlns:mc="http://schemas.openxmlformats.org/markup-compatibility/2006" xmlns:mo="http://schemas.microsoft.com/office/mac/office/2008/main" xmlns:mv="urn:schemas-microsoft-com:mac:vml" xmlns:o="urn:schemas-microsoft-com:office:office" xmlns:r="http://schemas.openxmlformats.org/officeDocument/2006/relationships" xmlns:v="urn:schemas-microsoft-com:vml" xmlns:w10="urn:schemas-microsoft-com:office:word" xmlns:w14="http://schemas.microsoft.com/office/word/2010/wordml" xmlns:w="http://schemas.openxmlformats.org/wordprocessingml/2006/main" xmlns:wne="http://schemas.microsoft.com/office/word/2006/wordml" xmlns:wp14="http://schemas.microsoft.com/office/word/2010/wordprocessingDrawing" xmlns:wp="http://schemas.openxmlformats.org/drawingml/2006/wordprocessingDrawing" xmlns:wpc="http://schemas.microsoft.com/office/word/2010/wordprocessingCanvas" xmlns:wpg="http://schemas.microsoft.com/office/word/2010/wordprocessingGroup" xmlns:wpi="http://schemas.microsoft.com/office/word/2010/wordprocessingInk" xmlns:wps="http://schemas.microsoft.com/office/word/2010/wordprocessingShape" mc:Ignorable="w14 wp14">
+  <w:p>
+    <w:pPr>
+      <w:pStyle w:val="Header"/>
+      <w:jc w:val="left"/>
+    </w:pPr>
+    <w:r/>
+    <w:r>
+      <w:rPr>
+        <w:rFonts w:ascii="Times New Roman" w:hAnsi="Times New Roman"/>
+        <w:b w:val="0"/>
+        <w:i w:val="0"/>
+        <w:color w:val="666666"/>
+        <w:sz w:val="17"/>
+      </w:rPr>
+      <w:t>Lindenhof und Partner mbB | Insolvenz- und Restrukturierungsakte | Bearbeitungsstand Juli 2026</w:t>
+    </w:r>
+  </w:p>
+</w:hdr>
 </file>
 
 <file path=word/numbering.xml><?xml version="1.0" encoding="utf-8"?>
@@ -1966,11 +2114,12 @@
       <w:contextualSpacing/>
     </w:pPr>
     <w:rPr>
-      <w:rFonts w:asciiTheme="majorHAnsi" w:eastAsiaTheme="majorEastAsia" w:hAnsiTheme="majorHAnsi" w:cstheme="majorBidi"/>
+      <w:rFonts w:asciiTheme="majorHAnsi" w:eastAsiaTheme="majorEastAsia" w:hAnsiTheme="majorHAnsi" w:cstheme="majorBidi" w:ascii="Times New Roman" w:hAnsi="Times New Roman"/>
+      <w:b/>
       <w:color w:val="17365D" w:themeColor="text2" w:themeShade="BF"/>
       <w:spacing w:val="5"/>
       <w:kern w:val="28"/>
-      <w:sz w:val="52"/>
+      <w:sz w:val="30"/>
       <w:szCs w:val="52"/>
     </w:rPr>
   </w:style>
